--- a/rapports/2026-06-06/EQ3/EQ3_enq5_v2/DR_014301220014/75-30-85-10.docx
+++ b/rapports/2026-06-06/EQ3/EQ3_enq5_v2/DR_014301220014/75-30-85-10.docx
@@ -297,7 +297,7 @@
           <w:color w:val="1F6FEB"/>
           <w:sz w:val="22"/>
         </w:rPr>
-        <w:t>⚠ INCOHÉRENCES À CORRIGER (130)</w:t>
+        <w:t>⚠ INCOHÉRENCES À CORRIGER (128)</w:t>
       </w:r>
     </w:p>
     <w:tbl>
@@ -1598,7 +1598,7 @@
                 <w:i w:val="0"/>
                 <w:sz w:val="16"/>
               </w:rPr>
-              <w:t>S02</w:t>
+              <w:t>S10</w:t>
               <w:br/>
             </w:r>
             <w:r>
@@ -1608,7 +1608,7 @@
                 <w:color w:val="64748B"/>
                 <w:sz w:val="14"/>
               </w:rPr>
-              <w:t>Éducation</w:t>
+              <w:t>Logement</w:t>
             </w:r>
           </w:p>
         </w:tc>
@@ -1624,7 +1624,7 @@
                 <w:color w:val="16A34A"/>
                 <w:sz w:val="16"/>
               </w:rPr>
-              <w:t>—</w:t>
+              <w:t>s10q46, s10q47</w:t>
             </w:r>
           </w:p>
         </w:tc>
@@ -1655,7 +1655,7 @@
                 <w:i w:val="0"/>
                 <w:sz w:val="17"/>
               </w:rPr>
-              <w:t>Incohérence!!! seulement les écoles gouvermentales paient les cotisations (Gouvernement, communauté, ONG ou organisation humanitaire).</w:t>
+              <w:t>Incohérence!! L'entreprise transformation dit avoir réçu une somme sur la revente de ces marchandises achetées et revendues en état (s10q46 est differnt de 0) mais n'a depensé aucune somme sur l'achat des marchandises revendues en état (s10q47==0), prière de fournir plus d'effort pour estimer le montant obtenu sur la depense de ces marchandises achetées et revendues en état.</w:t>
             </w:r>
           </w:p>
         </w:tc>
@@ -1688,7 +1688,7 @@
                 <w:i w:val="0"/>
                 <w:sz w:val="16"/>
               </w:rPr>
-              <w:t>S10</w:t>
+              <w:t>S11</w:t>
               <w:br/>
             </w:r>
             <w:r>
@@ -1698,7 +1698,7 @@
                 <w:color w:val="64748B"/>
                 <w:sz w:val="14"/>
               </w:rPr>
-              <w:t>Logement</w:t>
+              <w:t>Logement / cadre de vie</w:t>
             </w:r>
           </w:p>
         </w:tc>
@@ -1714,7 +1714,7 @@
                 <w:color w:val="16A34A"/>
                 <w:sz w:val="16"/>
               </w:rPr>
-              <w:t>s10q46, s10q47</w:t>
+              <w:t>s01q47__1, s01q47__2, s01q47__3, s01q47__4, s01q47__5, s01q47__6, s01q47__7, s02q15</w:t>
             </w:r>
           </w:p>
         </w:tc>
@@ -1745,7 +1745,7 @@
                 <w:i w:val="0"/>
                 <w:sz w:val="17"/>
               </w:rPr>
-              <w:t>Incohérence!! L'entreprise transformation dit avoir réçu une somme sur la revente de ces marchandises achetées et revendues en état (s10q46 est differnt de 0) mais n'a depensé aucune somme sur l'achat des marchandises revendues en état (s10q47==0), prière de fournir plus d'effort pour estimer le montant obtenu sur la depense de ces marchandises achetées et revendues en état.</w:t>
+              <w:t>Le montant de l'eau acheté auprès des vendeurs ou auprès d'un autre ménage au cours de 30 derniers jours est de 18000 FCFA qui semble incoherent, prière de vérifier la question 11.25 auprès du ménage ou confirmer.</w:t>
             </w:r>
           </w:p>
         </w:tc>
@@ -1804,7 +1804,7 @@
                 <w:color w:val="16A34A"/>
                 <w:sz w:val="16"/>
               </w:rPr>
-              <w:t>s01q47__1, s01q47__2, s01q47__3, s01q47__4, s01q47__5, s01q47__6, s01q47__7, s02q15</w:t>
+              <w:t>s01q36, s01q38, s04q24, s02q13, s11q35a, s11q35b_code</w:t>
             </w:r>
           </w:p>
         </w:tc>
@@ -1835,7 +1835,7 @@
                 <w:i w:val="0"/>
                 <w:sz w:val="17"/>
               </w:rPr>
-              <w:t>Le montant de l'eau acheté auprès des vendeurs ou auprès d'un autre ménage au cours de 30 derniers jours est de 18000 FCFA qui semble incoherent, prière de vérifier la question 11.25 auprès du ménage ou confirmer.</w:t>
+              <w:t>Le montant de la dernière facture d'électricité est de 35000 FCFA Mensuel qui semble incohérent, Prière de vérifier les questions 11.35a et 11.35b auprès du ménage ou confirmer.</w:t>
             </w:r>
           </w:p>
         </w:tc>
@@ -1868,7 +1868,7 @@
                 <w:i w:val="0"/>
                 <w:sz w:val="16"/>
               </w:rPr>
-              <w:t>S11</w:t>
+              <w:t>S15</w:t>
               <w:br/>
             </w:r>
             <w:r>
@@ -1878,7 +1878,7 @@
                 <w:color w:val="64748B"/>
                 <w:sz w:val="14"/>
               </w:rPr>
-              <w:t>Logement / cadre de vie</w:t>
+              <w:t>Filets de sécurité</w:t>
             </w:r>
           </w:p>
         </w:tc>
@@ -1894,7 +1894,7 @@
                 <w:color w:val="16A34A"/>
                 <w:sz w:val="16"/>
               </w:rPr>
-              <w:t>s01q36, s01q38, s04q24, s02q13, s11q35a, s11q35b_code</w:t>
+              <w:t>s00q11, s01q03b, s01q04b, s02q01__1, s02q02__1, s02q03__1, s02q04, s02q15</w:t>
             </w:r>
           </w:p>
         </w:tc>
@@ -1925,7 +1925,7 @@
                 <w:i w:val="0"/>
                 <w:sz w:val="17"/>
               </w:rPr>
-              <w:t>Le montant de la dernière facture d'électricité est de 35000 FCFA Mensuel qui semble incohérent, Prière de vérifier les questions 11.35a et 11.35b auprès du ménage ou confirmer.</w:t>
+              <w:t>Le temps que le ménage a réçu pour Plan Sesame par jour semble incoherent. Prière de corriger.</w:t>
             </w:r>
           </w:p>
         </w:tc>
@@ -1958,7 +1958,7 @@
                 <w:i w:val="0"/>
                 <w:sz w:val="16"/>
               </w:rPr>
-              <w:t>S15</w:t>
+              <w:t>S20</w:t>
               <w:br/>
             </w:r>
             <w:r>
@@ -1968,7 +1968,7 @@
                 <w:color w:val="64748B"/>
                 <w:sz w:val="14"/>
               </w:rPr>
-              <w:t>Filets de sécurité</w:t>
+              <w:t>Gouvernance / autres</w:t>
             </w:r>
           </w:p>
         </w:tc>
@@ -1984,7 +1984,7 @@
                 <w:color w:val="16A34A"/>
                 <w:sz w:val="16"/>
               </w:rPr>
-              <w:t>s00q11, s01q03b, s01q04b, s02q01__1, s02q02__1, s02q03__1, s02q04, s02q15</w:t>
+              <w:t>—</w:t>
             </w:r>
           </w:p>
         </w:tc>
@@ -2015,7 +2015,7 @@
                 <w:i w:val="0"/>
                 <w:sz w:val="17"/>
               </w:rPr>
-              <w:t>Le temps que le ménage a réçu pour Plan Sesame par jour semble incoherent. Prière de corriger.</w:t>
+              <w:t>Incohérence détectée ! Le ménage a précédemment déclaré vivre « Bien » ou « Assez bien » selon son revenu en 20A.02.</w:t>
             </w:r>
           </w:p>
         </w:tc>
@@ -2030,10 +2030,10 @@
               <w:rPr>
                 <w:b/>
                 <w:i w:val="0"/>
-                <w:color w:val="DC2626"/>
-                <w:sz w:val="16"/>
-              </w:rPr>
-              <w:t>Haute</w:t>
+                <w:color w:val="EA580C"/>
+                <w:sz w:val="16"/>
+              </w:rPr>
+              <w:t>Moyenne</w:t>
             </w:r>
           </w:p>
         </w:tc>
@@ -2048,7 +2048,7 @@
                 <w:i w:val="0"/>
                 <w:sz w:val="16"/>
               </w:rPr>
-              <w:t>S20</w:t>
+              <w:t>S00</w:t>
               <w:br/>
             </w:r>
             <w:r>
@@ -2058,7 +2058,7 @@
                 <w:color w:val="64748B"/>
                 <w:sz w:val="14"/>
               </w:rPr>
-              <w:t>Gouvernance / autres</w:t>
+              <w:t>Identification</w:t>
             </w:r>
           </w:p>
         </w:tc>
@@ -2074,7 +2074,7 @@
                 <w:color w:val="16A34A"/>
                 <w:sz w:val="16"/>
               </w:rPr>
-              <w:t>—</w:t>
+              <w:t>s00q27</w:t>
             </w:r>
           </w:p>
         </w:tc>
@@ -2105,7 +2105,7 @@
                 <w:i w:val="0"/>
                 <w:sz w:val="17"/>
               </w:rPr>
-              <w:t>Incohérence détectée ! Le ménage a précédemment déclaré vivre « Bien » ou « Assez bien » selon son revenu en 20A.02.</w:t>
+              <w:t>Le questionnaire semble ne pas être complètement fini mais le questionnaire est en statut complet, prière de compléter le questionnaire.</w:t>
             </w:r>
           </w:p>
         </w:tc>
@@ -2164,7 +2164,7 @@
                 <w:color w:val="16A34A"/>
                 <w:sz w:val="16"/>
               </w:rPr>
-              <w:t>s00q27</w:t>
+              <w:t>—</w:t>
             </w:r>
           </w:p>
         </w:tc>
@@ -2195,7 +2195,7 @@
                 <w:i w:val="0"/>
                 <w:sz w:val="17"/>
               </w:rPr>
-              <w:t>Le questionnaire semble ne pas être complètement fini mais le questionnaire est en statut complet, prière de compléter le questionnaire.</w:t>
+              <w:t>L'adresse ou la localisation du ménage doit être bien renseignée, ne doit pas contenir des numéros de téléphone et elle semble courte pour être une adresse.</w:t>
             </w:r>
           </w:p>
         </w:tc>
@@ -2285,7 +2285,7 @@
                 <w:i w:val="0"/>
                 <w:sz w:val="17"/>
               </w:rPr>
-              <w:t>L'adresse ou la localisation du ménage doit être bien renseignée, ne doit pas contenir des numéros de téléphone et elle semble courte pour être une adresse.</w:t>
+              <w:t>Prière de mettre les noms dans ces questions et mettre les contacts à leurs places.</w:t>
             </w:r>
           </w:p>
         </w:tc>
@@ -2344,7 +2344,7 @@
                 <w:color w:val="16A34A"/>
                 <w:sz w:val="16"/>
               </w:rPr>
-              <w:t>—</w:t>
+              <w:t>s00q14, s00q16, s00q18</w:t>
             </w:r>
           </w:p>
         </w:tc>
@@ -2375,7 +2375,7 @@
                 <w:i w:val="0"/>
                 <w:sz w:val="17"/>
               </w:rPr>
-              <w:t>Prière de mettre les noms dans ces questions et mettre les contacts à leurs places.</w:t>
+              <w:t>Attention! Veillez bien renseigner les contacts dans les questions de 0.14 ou 0.16 ou 0.18.</w:t>
             </w:r>
           </w:p>
         </w:tc>
@@ -2408,7 +2408,7 @@
                 <w:i w:val="0"/>
                 <w:sz w:val="16"/>
               </w:rPr>
-              <w:t>S00</w:t>
+              <w:t>S01</w:t>
               <w:br/>
             </w:r>
             <w:r>
@@ -2418,7 +2418,7 @@
                 <w:color w:val="64748B"/>
                 <w:sz w:val="14"/>
               </w:rPr>
-              <w:t>Identification</w:t>
+              <w:t>Démographie</w:t>
             </w:r>
           </w:p>
         </w:tc>
@@ -2434,7 +2434,7 @@
                 <w:color w:val="16A34A"/>
                 <w:sz w:val="16"/>
               </w:rPr>
-              <w:t>s00q14, s00q16, s00q18</w:t>
+              <w:t>—</w:t>
             </w:r>
           </w:p>
         </w:tc>
@@ -2465,7 +2465,7 @@
                 <w:i w:val="0"/>
                 <w:sz w:val="17"/>
               </w:rPr>
-              <w:t>Attention! Veillez bien renseigner les contacts dans les questions de 0.14 ou 0.16 ou 0.18.</w:t>
+              <w:t>Prière de verifier l'information donnée par Binetou samb ou corriger au niveau de la section 1.</w:t>
             </w:r>
           </w:p>
         </w:tc>
@@ -2555,7 +2555,7 @@
                 <w:i w:val="0"/>
                 <w:sz w:val="17"/>
               </w:rPr>
-              <w:t>Prière de verifier l'information donnée par Binetou samb ou corriger au niveau de la section 1.</w:t>
+              <w:t>Prière de verifier l'information donnée par Mboya Diop ou corriger au niveau de la section 1.</w:t>
             </w:r>
           </w:p>
         </w:tc>
@@ -2645,7 +2645,7 @@
                 <w:i w:val="0"/>
                 <w:sz w:val="17"/>
               </w:rPr>
-              <w:t>Prière de verifier l'information donnée par Mboya Diop ou corriger au niveau de la section 1.</w:t>
+              <w:t>Prière de verifier l'information donnée par Ndeye Diongue Diop ou corriger au niveau de la section 1.</w:t>
             </w:r>
           </w:p>
         </w:tc>
@@ -2735,7 +2735,7 @@
                 <w:i w:val="0"/>
                 <w:sz w:val="17"/>
               </w:rPr>
-              <w:t>Prière de verifier l'information donnée par Ndeye Diongue Diop ou corriger au niveau de la section 1.</w:t>
+              <w:t>Prière de verifier l'information donnée par mame bineta Samb ou corriger au niveau de la section 1.</w:t>
             </w:r>
           </w:p>
         </w:tc>
@@ -2794,7 +2794,7 @@
                 <w:color w:val="16A34A"/>
                 <w:sz w:val="16"/>
               </w:rPr>
-              <w:t>—</w:t>
+              <w:t>s01q23, s01q00b, s01q23_autre</w:t>
             </w:r>
           </w:p>
         </w:tc>
@@ -2825,7 +2825,7 @@
                 <w:i w:val="0"/>
                 <w:sz w:val="17"/>
               </w:rPr>
-              <w:t>Prière de verifier l'information donnée par mame bineta Samb ou corriger au niveau de la section 1.</w:t>
+              <w:t>L'utilisations de l'internet  de Ndeye Maty samb est regarde des films et semble exister dans les modalités, prière de prendre attache avec le QG pour plus d'explication afin de la classer bien.</w:t>
             </w:r>
           </w:p>
         </w:tc>
@@ -2884,7 +2884,7 @@
                 <w:color w:val="16A34A"/>
                 <w:sz w:val="16"/>
               </w:rPr>
-              <w:t>s01q23, s01q00b, s01q23_autre</w:t>
+              <w:t>—</w:t>
             </w:r>
           </w:p>
         </w:tc>
@@ -2915,7 +2915,7 @@
                 <w:i w:val="0"/>
                 <w:sz w:val="17"/>
               </w:rPr>
-              <w:t>L'utilisations de l'internet  de Ndeye Maty samb est regarde des films et semble exister dans les modalités, prière de prendre attache avec le QG pour plus d'explication afin de la classer bien.</w:t>
+              <w:t>Prière de verifier l'information donnée par Ndeye Maty samb ou corriger au niveau de la section 1.</w:t>
             </w:r>
           </w:p>
         </w:tc>
@@ -2974,7 +2974,7 @@
                 <w:color w:val="16A34A"/>
                 <w:sz w:val="16"/>
               </w:rPr>
-              <w:t>—</w:t>
+              <w:t>s01q00a, s01q02, s01q00b</w:t>
             </w:r>
           </w:p>
         </w:tc>
@@ -3005,7 +3005,7 @@
                 <w:i w:val="0"/>
                 <w:sz w:val="17"/>
               </w:rPr>
-              <w:t>Prière de verifier l'information donnée par Ndeye Maty samb ou corriger au niveau de la section 1.</w:t>
+              <w:t>La première personne ( alioune diop ) dans le listing des membres du ménage ne correspond pas au chef de ménage c'est-à-dire que le chef de ménage la première personne sur la liste, prière de corriger.</w:t>
             </w:r>
           </w:p>
         </w:tc>
@@ -3064,7 +3064,7 @@
                 <w:color w:val="16A34A"/>
                 <w:sz w:val="16"/>
               </w:rPr>
-              <w:t>s01q00a, s01q02, s01q00b</w:t>
+              <w:t>s01q23, s01q00b, s01q23_autre</w:t>
             </w:r>
           </w:p>
         </w:tc>
@@ -3095,7 +3095,7 @@
                 <w:i w:val="0"/>
                 <w:sz w:val="17"/>
               </w:rPr>
-              <w:t>La première personne ( alioune diop ) dans le listing des membres du ménage ne correspond pas au chef de ménage c'est-à-dire que le chef de ménage la première personne sur la liste, prière de corriger.</w:t>
+              <w:t>La raison principale pour laquelle que Coumba filo est venu vivre dans cette localité est travaille comme bonne et semble exister dans les modalités, prière de prendre attache avec le QG pour plus d'explication afin de la classer bien.</w:t>
             </w:r>
           </w:p>
         </w:tc>
@@ -3185,7 +3185,7 @@
                 <w:i w:val="0"/>
                 <w:sz w:val="17"/>
               </w:rPr>
-              <w:t>La raison principale pour laquelle que Coumba filo est venu vivre dans cette localité est travaille comme bonne et semble exister dans les modalités, prière de prendre attache avec le QG pour plus d'explication afin de la classer bien.</w:t>
+              <w:t>L'utilisations de l'internet  de Coumba filo est regarde des series televise et semble exister dans les modalités, prière de prendre attache avec le QG pour plus d'explication afin de la classer bien.</w:t>
             </w:r>
           </w:p>
         </w:tc>
@@ -3275,7 +3275,7 @@
                 <w:i w:val="0"/>
                 <w:sz w:val="17"/>
               </w:rPr>
-              <w:t>L'utilisations de l'internet  de Coumba filo est regarde des series televise et semble exister dans les modalités, prière de prendre attache avec le QG pour plus d'explication afin de la classer bien.</w:t>
+              <w:t>La raison principale pour laquelle que Kene Diop est venu vivre dans cette localité est déménagement et semble exister dans les modalités, prière de prendre attache avec le QG pour plus d'explication afin de la classer bien.</w:t>
             </w:r>
           </w:p>
         </w:tc>
@@ -3334,7 +3334,7 @@
                 <w:color w:val="16A34A"/>
                 <w:sz w:val="16"/>
               </w:rPr>
-              <w:t>s01q23, s01q00b, s01q23_autre</w:t>
+              <w:t>—</w:t>
             </w:r>
           </w:p>
         </w:tc>
@@ -3365,7 +3365,7 @@
                 <w:i w:val="0"/>
                 <w:sz w:val="17"/>
               </w:rPr>
-              <w:t>La raison principale pour laquelle que Kene Diop est venu vivre dans cette localité est déménagement et semble exister dans les modalités, prière de prendre attache avec le QG pour plus d'explication afin de la classer bien.</w:t>
+              <w:t>Prière de verifier l'information donnée par Kene Diop ou corriger au niveau de la section 1.</w:t>
             </w:r>
           </w:p>
         </w:tc>
@@ -3424,7 +3424,7 @@
                 <w:color w:val="16A34A"/>
                 <w:sz w:val="16"/>
               </w:rPr>
-              <w:t>—</w:t>
+              <w:t>s01q23, s01q00b, s01q23_autre</w:t>
             </w:r>
           </w:p>
         </w:tc>
@@ -3455,7 +3455,7 @@
                 <w:i w:val="0"/>
                 <w:sz w:val="17"/>
               </w:rPr>
-              <w:t>Prière de verifier l'information donnée par Kene Diop ou corriger au niveau de la section 1.</w:t>
+              <w:t>La raison principale pour laquelle que Pape siré Ndiaye est venu vivre dans cette localité est a cause du dece de sa mere et semble exister dans les modalités, prière de prendre attache avec le QG pour plus d'explication afin de la classer bien.</w:t>
             </w:r>
           </w:p>
         </w:tc>
@@ -3545,7 +3545,7 @@
                 <w:i w:val="0"/>
                 <w:sz w:val="17"/>
               </w:rPr>
-              <w:t>La raison principale pour laquelle que Pape siré Ndiaye est venu vivre dans cette localité est a cause du dece de sa mere et semble exister dans les modalités, prière de prendre attache avec le QG pour plus d'explication afin de la classer bien.</w:t>
+              <w:t>L'utilisations de l'internet  de Pape siré Ndiaye est filme serie et semble exister dans les modalités, prière de prendre attache avec le QG pour plus d'explication afin de la classer bien.</w:t>
             </w:r>
           </w:p>
         </w:tc>
@@ -3635,7 +3635,7 @@
                 <w:i w:val="0"/>
                 <w:sz w:val="17"/>
               </w:rPr>
-              <w:t>L'utilisations de l'internet  de Pape siré Ndiaye est filme serie et semble exister dans les modalités, prière de prendre attache avec le QG pour plus d'explication afin de la classer bien.</w:t>
+              <w:t>La raison principale que Pape siré Ndiaye envisage de migrer est pour travailler et semble exister dans les modalités, prière de prendre attache avec le QG pour plus d'explication afin de la classer bien.</w:t>
             </w:r>
           </w:p>
         </w:tc>
@@ -3725,7 +3725,7 @@
                 <w:i w:val="0"/>
                 <w:sz w:val="17"/>
               </w:rPr>
-              <w:t>La raison principale que Pape siré Ndiaye envisage de migrer est pour travailler et semble exister dans les modalités, prière de prendre attache avec le QG pour plus d'explication afin de la classer bien.</w:t>
+              <w:t>La raison principale pour laquelle que codou fall est venu vivre dans cette localité est déménagement et semble exister dans les modalités, prière de prendre attache avec le QG pour plus d'explication afin de la classer bien.</w:t>
             </w:r>
           </w:p>
         </w:tc>
@@ -3784,7 +3784,7 @@
                 <w:color w:val="16A34A"/>
                 <w:sz w:val="16"/>
               </w:rPr>
-              <w:t>s01q23, s01q00b, s01q23_autre</w:t>
+              <w:t>s01q10_1</w:t>
             </w:r>
           </w:p>
         </w:tc>
@@ -3815,187 +3815,7 @@
                 <w:i w:val="0"/>
                 <w:sz w:val="17"/>
               </w:rPr>
-              <w:t>La raison principale pour laquelle que codou fall est venu vivre dans cette localité est déménagement et semble exister dans les modalités, prière de prendre attache avec le QG pour plus d'explication afin de la classer bien.</w:t>
-            </w:r>
-          </w:p>
-        </w:tc>
-      </w:tr>
-      <w:tr>
-        <w:tc>
-          <w:tcPr>
-            <w:tcW w:type="dxa" w:w="964"/>
-          </w:tcPr>
-          <w:p>
-            <w:r>
-              <w:rPr>
-                <w:b/>
-                <w:i w:val="0"/>
-                <w:color w:val="EA580C"/>
-                <w:sz w:val="16"/>
-              </w:rPr>
-              <w:t>Moyenne</w:t>
-            </w:r>
-          </w:p>
-        </w:tc>
-        <w:tc>
-          <w:tcPr>
-            <w:tcW w:type="dxa" w:w="1247"/>
-          </w:tcPr>
-          <w:p>
-            <w:r>
-              <w:rPr>
-                <w:b/>
-                <w:i w:val="0"/>
-                <w:sz w:val="16"/>
-              </w:rPr>
-              <w:t>S01</w:t>
-              <w:br/>
-            </w:r>
-            <w:r>
-              <w:rPr>
-                <w:b w:val="0"/>
-                <w:i w:val="0"/>
-                <w:color w:val="64748B"/>
-                <w:sz w:val="14"/>
-              </w:rPr>
-              <w:t>Démographie</w:t>
-            </w:r>
-          </w:p>
-        </w:tc>
-        <w:tc>
-          <w:tcPr>
-            <w:tcW w:type="dxa" w:w="1531"/>
-          </w:tcPr>
-          <w:p>
-            <w:r>
-              <w:rPr>
-                <w:b/>
-                <w:i w:val="0"/>
-                <w:color w:val="16A34A"/>
-                <w:sz w:val="16"/>
-              </w:rPr>
-              <w:t>s01q10_1</w:t>
-            </w:r>
-          </w:p>
-        </w:tc>
-        <w:tc>
-          <w:tcPr>
-            <w:tcW w:type="dxa" w:w="1191"/>
-          </w:tcPr>
-          <w:p>
-            <w:r>
-              <w:rPr>
-                <w:b w:val="0"/>
-                <w:i w:val="0"/>
-                <w:color w:val="64748B"/>
-                <w:sz w:val="16"/>
-              </w:rPr>
-              <w:t>GT-CQ</w:t>
-            </w:r>
-          </w:p>
-        </w:tc>
-        <w:tc>
-          <w:tcPr>
-            <w:tcW w:type="dxa" w:w="4706"/>
-          </w:tcPr>
-          <w:p>
-            <w:r>
-              <w:rPr>
-                <w:b w:val="0"/>
-                <w:i w:val="0"/>
-                <w:sz w:val="17"/>
-              </w:rPr>
               <w:t>La taille du ménage lors de l'enquête principale (14) de ce ménage est inférieur à la taille du denombrement (15), prière de fournir des explications concrètes ou aller revisiter le ménage.</w:t>
-            </w:r>
-          </w:p>
-        </w:tc>
-      </w:tr>
-      <w:tr>
-        <w:tc>
-          <w:tcPr>
-            <w:tcW w:type="dxa" w:w="964"/>
-          </w:tcPr>
-          <w:p>
-            <w:r>
-              <w:rPr>
-                <w:b/>
-                <w:i w:val="0"/>
-                <w:color w:val="EA580C"/>
-                <w:sz w:val="16"/>
-              </w:rPr>
-              <w:t>Moyenne</w:t>
-            </w:r>
-          </w:p>
-        </w:tc>
-        <w:tc>
-          <w:tcPr>
-            <w:tcW w:type="dxa" w:w="1247"/>
-          </w:tcPr>
-          <w:p>
-            <w:r>
-              <w:rPr>
-                <w:b/>
-                <w:i w:val="0"/>
-                <w:sz w:val="16"/>
-              </w:rPr>
-              <w:t>S02</w:t>
-              <w:br/>
-            </w:r>
-            <w:r>
-              <w:rPr>
-                <w:b w:val="0"/>
-                <w:i w:val="0"/>
-                <w:color w:val="64748B"/>
-                <w:sz w:val="14"/>
-              </w:rPr>
-              <w:t>Éducation</w:t>
-            </w:r>
-          </w:p>
-        </w:tc>
-        <w:tc>
-          <w:tcPr>
-            <w:tcW w:type="dxa" w:w="1531"/>
-          </w:tcPr>
-          <w:p>
-            <w:r>
-              <w:rPr>
-                <w:b/>
-                <w:i w:val="0"/>
-                <w:color w:val="16A34A"/>
-                <w:sz w:val="16"/>
-              </w:rPr>
-              <w:t>—</w:t>
-            </w:r>
-          </w:p>
-        </w:tc>
-        <w:tc>
-          <w:tcPr>
-            <w:tcW w:type="dxa" w:w="1191"/>
-          </w:tcPr>
-          <w:p>
-            <w:r>
-              <w:rPr>
-                <w:b w:val="0"/>
-                <w:i w:val="0"/>
-                <w:color w:val="64748B"/>
-                <w:sz w:val="16"/>
-              </w:rPr>
-              <w:t>GT-CQ</w:t>
-            </w:r>
-          </w:p>
-        </w:tc>
-        <w:tc>
-          <w:tcPr>
-            <w:tcW w:type="dxa" w:w="4706"/>
-          </w:tcPr>
-          <w:p>
-            <w:r>
-              <w:rPr>
-                <w:b w:val="0"/>
-                <w:i w:val="0"/>
-                <w:sz w:val="17"/>
-              </w:rPr>
-              <w:t>veuillez, s'il vous plait, confirmer la cotisation ( 2000 FCFA) payée de Ndeye Maty samb avec le QG ou apporter les corrections nécessaires.</w:t>
             </w:r>
           </w:p>
         </w:tc>
